--- a/word/TKB Diner Menu.docx
+++ b/word/TKB Diner Menu.docx
@@ -286,7 +286,7 @@
                 <w:sz w:val="27"/>
                 <w:szCs w:val="27"/>
               </w:rPr>
-              <w:t xml:space="preserve">4 / 7</w:t>
+              <w:t xml:space="preserve">half 4 · full 7</w:t>
             </w:r>
           </w:p>
           <w:p>
@@ -2894,7 +2894,7 @@
                 <w:sz w:val="27"/>
                 <w:szCs w:val="27"/>
               </w:rPr>
-              <w:t xml:space="preserve">9 / 11</w:t>
+              <w:t xml:space="preserve">half 9 · full 11</w:t>
             </w:r>
           </w:p>
           <w:p>
@@ -2952,7 +2952,7 @@
                 <w:sz w:val="27"/>
                 <w:szCs w:val="27"/>
               </w:rPr>
-              <w:t xml:space="preserve">10 / 12</w:t>
+              <w:t xml:space="preserve">half 10 · full 12</w:t>
             </w:r>
           </w:p>
           <w:p>
@@ -3010,7 +3010,7 @@
                 <w:sz w:val="27"/>
                 <w:szCs w:val="27"/>
               </w:rPr>
-              <w:t xml:space="preserve">10 / 12</w:t>
+              <w:t xml:space="preserve">half 10 · full 12</w:t>
             </w:r>
           </w:p>
           <w:p>
@@ -3068,7 +3068,7 @@
                 <w:sz w:val="27"/>
                 <w:szCs w:val="27"/>
               </w:rPr>
-              <w:t xml:space="preserve">10 / 12</w:t>
+              <w:t xml:space="preserve">half 10 · full 12</w:t>
             </w:r>
           </w:p>
           <w:p>
@@ -6147,7 +6147,7 @@
                 <w:sz w:val="27"/>
                 <w:szCs w:val="27"/>
               </w:rPr>
-              <w:t xml:space="preserve">9 / 12</w:t>
+              <w:t xml:space="preserve">half 9 · full 12</w:t>
             </w:r>
           </w:p>
           <w:p>
@@ -6205,7 +6205,7 @@
                 <w:sz w:val="27"/>
                 <w:szCs w:val="27"/>
               </w:rPr>
-              <w:t xml:space="preserve">9 / 12</w:t>
+              <w:t xml:space="preserve">half 9 · full 12</w:t>
             </w:r>
           </w:p>
           <w:p>
@@ -6263,7 +6263,7 @@
                 <w:sz w:val="27"/>
                 <w:szCs w:val="27"/>
               </w:rPr>
-              <w:t xml:space="preserve">9 / 12</w:t>
+              <w:t xml:space="preserve">half 9 · full 12</w:t>
             </w:r>
           </w:p>
           <w:p>
@@ -6787,43 +6787,60 @@
           </w:p>
           <w:p>
             <w:pPr>
-              <w:keepNext w:val="false"/>
+              <w:keepNext/>
               <w:keepLines/>
               <w:tabs>
                 <w:tab w:val="right" w:pos="4930" w:leader="dot"/>
               </w:tabs>
+              <w:spacing w:after="20" w:before="0" w:line="240" w:lineRule="auto"/>
+            </w:pPr>
+            <w:r>
+              <w:rPr>
+                <w:rFonts w:ascii="Zilla Slab SemiBold" w:cs="Zilla Slab SemiBold" w:eastAsia="Zilla Slab SemiBold" w:hAnsi="Zilla Slab SemiBold"/>
+                <w:b w:val="false"/>
+                <w:bCs w:val="false"/>
+                <w:color w:val="2A1E18"/>
+                <w:sz w:val="27"/>
+                <w:szCs w:val="27"/>
+              </w:rPr>
+              <w:t xml:space="preserve">Chicken Strips (2)</w:t>
+            </w:r>
+            <w:r>
+              <w:rPr>
+                <w:rFonts w:ascii="Libre Franklin" w:cs="Libre Franklin" w:eastAsia="Libre Franklin" w:hAnsi="Libre Franklin"/>
+                <w:color w:val="B9A68F"/>
+                <w:sz w:val="20"/>
+                <w:szCs w:val="20"/>
+              </w:rPr>
+              <w:t xml:space="preserve">	</w:t>
+            </w:r>
+            <w:r>
+              <w:rPr>
+                <w:rFonts w:ascii="Zilla Slab Bold" w:cs="Zilla Slab Bold" w:eastAsia="Zilla Slab Bold" w:hAnsi="Zilla Slab Bold"/>
+                <w:b w:val="false"/>
+                <w:bCs w:val="false"/>
+                <w:color w:val="8A2A2B"/>
+                <w:sz w:val="27"/>
+                <w:szCs w:val="27"/>
+              </w:rPr>
+              <w:t xml:space="preserve">8</w:t>
+            </w:r>
+          </w:p>
+          <w:p>
+            <w:pPr>
+              <w:keepLines/>
               <w:spacing w:after="250" w:before="0" w:line="240" w:lineRule="auto"/>
             </w:pPr>
             <w:r>
               <w:rPr>
-                <w:rFonts w:ascii="Zilla Slab SemiBold" w:cs="Zilla Slab SemiBold" w:eastAsia="Zilla Slab SemiBold" w:hAnsi="Zilla Slab SemiBold"/>
-                <w:b w:val="false"/>
-                <w:bCs w:val="false"/>
-                <w:color w:val="2A1E18"/>
-                <w:sz w:val="27"/>
-                <w:szCs w:val="27"/>
-              </w:rPr>
-              <w:t xml:space="preserve">Chicken Strips (2)</w:t>
-            </w:r>
-            <w:r>
-              <w:rPr>
-                <w:rFonts w:ascii="Libre Franklin" w:cs="Libre Franklin" w:eastAsia="Libre Franklin" w:hAnsi="Libre Franklin"/>
-                <w:color w:val="B9A68F"/>
-                <w:sz w:val="20"/>
-                <w:szCs w:val="20"/>
-              </w:rPr>
-              <w:t xml:space="preserve">	</w:t>
-            </w:r>
-            <w:r>
-              <w:rPr>
-                <w:rFonts w:ascii="Zilla Slab Bold" w:cs="Zilla Slab Bold" w:eastAsia="Zilla Slab Bold" w:hAnsi="Zilla Slab Bold"/>
+                <w:rFonts w:ascii="Libre Franklin SemiBold" w:cs="Libre Franklin SemiBold" w:eastAsia="Libre Franklin SemiBold" w:hAnsi="Libre Franklin SemiBold"/>
                 <w:b w:val="false"/>
                 <w:bCs w:val="false"/>
                 <w:color w:val="8A2A2B"/>
-                <w:sz w:val="27"/>
-                <w:szCs w:val="27"/>
-              </w:rPr>
-              <w:t xml:space="preserve">8</w:t>
+                <w:sz w:val="20"/>
+                <w:szCs w:val="20"/>
+              </w:rPr>
+              <w:t xml:space="preserve">Hand-breaded to order</w:t>
             </w:r>
           </w:p>
           <w:p>
@@ -7293,7 +7310,7 @@
                 <w:sz w:val="27"/>
                 <w:szCs w:val="27"/>
               </w:rPr>
-              <w:t xml:space="preserve">3</w:t>
+              <w:t xml:space="preserve">3.00</w:t>
             </w:r>
           </w:p>
           <w:p>
@@ -7315,6 +7332,129 @@
           </w:p>
           <w:p>
             <w:pPr>
+              <w:keepNext w:val="false"/>
+              <w:keepLines/>
+              <w:tabs>
+                <w:tab w:val="right" w:pos="4930" w:leader="dot"/>
+              </w:tabs>
+              <w:spacing w:after="250" w:before="0" w:line="240" w:lineRule="auto"/>
+            </w:pPr>
+            <w:r>
+              <w:rPr>
+                <w:rFonts w:ascii="Zilla Slab SemiBold" w:cs="Zilla Slab SemiBold" w:eastAsia="Zilla Slab SemiBold" w:hAnsi="Zilla Slab SemiBold"/>
+                <w:b w:val="false"/>
+                <w:bCs w:val="false"/>
+                <w:color w:val="2A1E18"/>
+                <w:sz w:val="27"/>
+                <w:szCs w:val="27"/>
+              </w:rPr>
+              <w:t xml:space="preserve">Tea, iced or hot</w:t>
+            </w:r>
+            <w:r>
+              <w:rPr>
+                <w:rFonts w:ascii="Libre Franklin" w:cs="Libre Franklin" w:eastAsia="Libre Franklin" w:hAnsi="Libre Franklin"/>
+                <w:color w:val="B9A68F"/>
+                <w:sz w:val="20"/>
+                <w:szCs w:val="20"/>
+              </w:rPr>
+              <w:t xml:space="preserve">	</w:t>
+            </w:r>
+            <w:r>
+              <w:rPr>
+                <w:rFonts w:ascii="Zilla Slab Bold" w:cs="Zilla Slab Bold" w:eastAsia="Zilla Slab Bold" w:hAnsi="Zilla Slab Bold"/>
+                <w:b w:val="false"/>
+                <w:bCs w:val="false"/>
+                <w:color w:val="8A2A2B"/>
+                <w:sz w:val="27"/>
+                <w:szCs w:val="27"/>
+              </w:rPr>
+              <w:t xml:space="preserve">2.50</w:t>
+            </w:r>
+          </w:p>
+          <w:p>
+            <w:pPr>
+              <w:keepNext w:val="false"/>
+              <w:keepLines/>
+              <w:tabs>
+                <w:tab w:val="right" w:pos="4930" w:leader="dot"/>
+              </w:tabs>
+              <w:spacing w:after="250" w:before="0" w:line="240" w:lineRule="auto"/>
+            </w:pPr>
+            <w:r>
+              <w:rPr>
+                <w:rFonts w:ascii="Zilla Slab SemiBold" w:cs="Zilla Slab SemiBold" w:eastAsia="Zilla Slab SemiBold" w:hAnsi="Zilla Slab SemiBold"/>
+                <w:b w:val="false"/>
+                <w:bCs w:val="false"/>
+                <w:color w:val="2A1E18"/>
+                <w:sz w:val="27"/>
+                <w:szCs w:val="27"/>
+              </w:rPr>
+              <w:t xml:space="preserve">Orange juice</w:t>
+            </w:r>
+            <w:r>
+              <w:rPr>
+                <w:rFonts w:ascii="Libre Franklin" w:cs="Libre Franklin" w:eastAsia="Libre Franklin" w:hAnsi="Libre Franklin"/>
+                <w:color w:val="B9A68F"/>
+                <w:sz w:val="20"/>
+                <w:szCs w:val="20"/>
+              </w:rPr>
+              <w:t xml:space="preserve">	</w:t>
+            </w:r>
+            <w:r>
+              <w:rPr>
+                <w:rFonts w:ascii="Zilla Slab Bold" w:cs="Zilla Slab Bold" w:eastAsia="Zilla Slab Bold" w:hAnsi="Zilla Slab Bold"/>
+                <w:b w:val="false"/>
+                <w:bCs w:val="false"/>
+                <w:color w:val="8A2A2B"/>
+                <w:sz w:val="27"/>
+                <w:szCs w:val="27"/>
+              </w:rPr>
+              <w:t xml:space="preserve">3.00</w:t>
+            </w:r>
+          </w:p>
+          <w:p>
+            <w:pPr>
+              <w:keepNext w:val="false"/>
+              <w:keepLines/>
+              <w:tabs>
+                <w:tab w:val="right" w:pos="4930" w:leader="dot"/>
+              </w:tabs>
+              <w:spacing w:after="250" w:before="0" w:line="240" w:lineRule="auto"/>
+            </w:pPr>
+            <w:r>
+              <w:rPr>
+                <w:rFonts w:ascii="Zilla Slab SemiBold" w:cs="Zilla Slab SemiBold" w:eastAsia="Zilla Slab SemiBold" w:hAnsi="Zilla Slab SemiBold"/>
+                <w:b w:val="false"/>
+                <w:bCs w:val="false"/>
+                <w:color w:val="2A1E18"/>
+                <w:sz w:val="27"/>
+                <w:szCs w:val="27"/>
+              </w:rPr>
+              <w:t xml:space="preserve">Milk</w:t>
+            </w:r>
+            <w:r>
+              <w:rPr>
+                <w:rFonts w:ascii="Libre Franklin" w:cs="Libre Franklin" w:eastAsia="Libre Franklin" w:hAnsi="Libre Franklin"/>
+                <w:color w:val="B9A68F"/>
+                <w:sz w:val="20"/>
+                <w:szCs w:val="20"/>
+              </w:rPr>
+              <w:t xml:space="preserve">	</w:t>
+            </w:r>
+            <w:r>
+              <w:rPr>
+                <w:rFonts w:ascii="Zilla Slab Bold" w:cs="Zilla Slab Bold" w:eastAsia="Zilla Slab Bold" w:hAnsi="Zilla Slab Bold"/>
+                <w:b w:val="false"/>
+                <w:bCs w:val="false"/>
+                <w:color w:val="8A2A2B"/>
+                <w:sz w:val="27"/>
+                <w:szCs w:val="27"/>
+              </w:rPr>
+              <w:t xml:space="preserve">3.00</w:t>
+            </w:r>
+          </w:p>
+          <w:p>
+            <w:pPr>
               <w:keepLines/>
               <w:spacing w:after="110" w:before="0" w:line="240" w:lineRule="auto"/>
             </w:pPr>
@@ -7327,7 +7467,7 @@
                 <w:sz w:val="20"/>
                 <w:szCs w:val="20"/>
               </w:rPr>
-              <w:t xml:space="preserve">Also: iced tea, hot tea, coffee, milk, orange juice, water</w:t>
+              <w:t xml:space="preserve">Also: coffee and water</w:t>
             </w:r>
           </w:p>
           <w:p>

--- a/word/TKB Diner Menu.docx
+++ b/word/TKB Diner Menu.docx
@@ -90,7 +90,25 @@
     <w:p>
       <w:pPr>
         <w:keepLines/>
-        <w:spacing w:after="40" w:before="760" w:line="240" w:lineRule="auto"/>
+        <w:spacing w:after="0" w:before="90" w:line="240" w:lineRule="auto"/>
+        <w:jc w:val="center"/>
+      </w:pPr>
+      <w:r>
+        <w:rPr>
+          <w:rFonts w:ascii="Zilla Slab SemiBold" w:cs="Zilla Slab SemiBold" w:eastAsia="Zilla Slab SemiBold" w:hAnsi="Zilla Slab SemiBold"/>
+          <w:b w:val="false"/>
+          <w:bCs w:val="false"/>
+          <w:color w:val="2A1E18"/>
+          <w:sz w:val="33"/>
+          <w:szCs w:val="33"/>
+        </w:rPr>
+        <w:t xml:space="preserve">Breakfast served all day</w:t>
+      </w:r>
+    </w:p>
+    <w:p>
+      <w:pPr>
+        <w:keepLines/>
+        <w:spacing w:after="40" w:before="540" w:line="240" w:lineRule="auto"/>
         <w:jc w:val="center"/>
       </w:pPr>
       <w:r>
@@ -175,6 +193,9 @@
     <w:p>
       <w:pPr>
         <w:keepLines/>
+        <w:tabs>
+          <w:tab w:val="right" w:pos="10540" w:leader="none"/>
+        </w:tabs>
         <w:spacing w:after="360" w:before="0" w:line="240" w:lineRule="auto"/>
       </w:pPr>
       <w:r>
@@ -187,6 +208,22 @@
           <w:szCs w:val="81"/>
         </w:rPr>
         <w:t xml:space="preserve">Classic Breakfast</w:t>
+      </w:r>
+      <w:r>
+        <w:t xml:space="preserve">	</w:t>
+      </w:r>
+      <w:r>
+        <w:rPr>
+          <w:rFonts w:ascii="Libre Franklin SemiBold" w:cs="Libre Franklin SemiBold" w:eastAsia="Libre Franklin SemiBold" w:hAnsi="Libre Franklin SemiBold"/>
+          <w:b w:val="false"/>
+          <w:bCs w:val="false"/>
+          <w:caps/>
+          <w:color w:val="2E6A68"/>
+          <w:spacing w:val="40"/>
+          <w:sz w:val="20"/>
+          <w:szCs w:val="20"/>
+        </w:rPr>
+        <w:t xml:space="preserve">Served all day</w:t>
       </w:r>
     </w:p>
     <w:tbl>
@@ -6353,7 +6390,7 @@
                       <w:sz w:val="20"/>
                       <w:szCs w:val="20"/>
                     </w:rPr>
-                    <w:t xml:space="preserve">Homemade ranch · Blue cheese · Raspberry vinaigrette · Dorothy Lynch · Italian · Thousand Island · Honey mustard</w:t>
+                    <w:t xml:space="preserve">Homemade ranch · Blue cheese · Raspberry vinaigrette · Dorothy Lynch · Italian · 1000 Island · Honey mustard</w:t>
                   </w:r>
                 </w:p>
               </w:tc>
@@ -7327,7 +7364,7 @@
                 <w:sz w:val="20"/>
                 <w:szCs w:val="20"/>
               </w:rPr>
-              <w:t xml:space="preserve">24 oz with unlimited refills · Pepsi, Diet Pepsi, Mountain Dew, Dr Pepper, Sierra Mist</w:t>
+              <w:t xml:space="preserve">24 oz with unlimited refills · Pepsi, Diet Pepsi, Mountain Dew, Dr Pepper, Starry</w:t>
             </w:r>
           </w:p>
           <w:p>
@@ -7455,6 +7492,47 @@
           </w:p>
           <w:p>
             <w:pPr>
+              <w:keepNext w:val="false"/>
+              <w:keepLines/>
+              <w:tabs>
+                <w:tab w:val="right" w:pos="4930" w:leader="dot"/>
+              </w:tabs>
+              <w:spacing w:after="250" w:before="0" w:line="240" w:lineRule="auto"/>
+            </w:pPr>
+            <w:r>
+              <w:rPr>
+                <w:rFonts w:ascii="Zilla Slab SemiBold" w:cs="Zilla Slab SemiBold" w:eastAsia="Zilla Slab SemiBold" w:hAnsi="Zilla Slab SemiBold"/>
+                <w:b w:val="false"/>
+                <w:bCs w:val="false"/>
+                <w:color w:val="2A1E18"/>
+                <w:sz w:val="27"/>
+                <w:szCs w:val="27"/>
+              </w:rPr>
+              <w:t xml:space="preserve">Coffee</w:t>
+            </w:r>
+            <w:r>
+              <w:rPr>
+                <w:rFonts w:ascii="Libre Franklin" w:cs="Libre Franklin" w:eastAsia="Libre Franklin" w:hAnsi="Libre Franklin"/>
+                <w:color w:val="B9A68F"/>
+                <w:sz w:val="20"/>
+                <w:szCs w:val="20"/>
+              </w:rPr>
+              <w:t xml:space="preserve">	</w:t>
+            </w:r>
+            <w:r>
+              <w:rPr>
+                <w:rFonts w:ascii="Zilla Slab Bold" w:cs="Zilla Slab Bold" w:eastAsia="Zilla Slab Bold" w:hAnsi="Zilla Slab Bold"/>
+                <w:b w:val="false"/>
+                <w:bCs w:val="false"/>
+                <w:color w:val="8A2A2B"/>
+                <w:sz w:val="27"/>
+                <w:szCs w:val="27"/>
+              </w:rPr>
+              <w:t xml:space="preserve">2.50</w:t>
+            </w:r>
+          </w:p>
+          <w:p>
+            <w:pPr>
               <w:keepLines/>
               <w:spacing w:after="110" w:before="0" w:line="240" w:lineRule="auto"/>
             </w:pPr>
@@ -7467,7 +7545,7 @@
                 <w:sz w:val="20"/>
                 <w:szCs w:val="20"/>
               </w:rPr>
-              <w:t xml:space="preserve">Also: coffee and water</w:t>
+              <w:t xml:space="preserve">Also: water</w:t>
             </w:r>
           </w:p>
           <w:p>
@@ -8210,7 +8288,7 @@
     <w:p>
       <w:pPr>
         <w:keepLines/>
-        <w:spacing w:after="0" w:before="900" w:line="240" w:lineRule="auto"/>
+        <w:spacing w:after="0" w:before="160" w:line="240" w:lineRule="auto"/>
       </w:pPr>
       <w:r>
         <w:rPr>

--- a/word/TKB Diner Menu.docx
+++ b/word/TKB Diner Menu.docx
@@ -6040,7 +6040,7 @@
                 <w:sz w:val="20"/>
                 <w:szCs w:val="20"/>
               </w:rPr>
-              <w:t xml:space="preserve">Seasonal — today's soups are posted on the specials board</w:t>
+              <w:t xml:space="preserve">Today's soups are posted on the specials board</w:t>
             </w:r>
           </w:p>
           <w:p>

--- a/word/TKB Diner Menu.docx
+++ b/word/TKB Diner Menu.docx
@@ -2832,7 +2832,7 @@
           <w:sz w:val="20"/>
           <w:szCs w:val="20"/>
         </w:rPr>
-        <w:t xml:space="preserve">Served with fries · substitute any side +2</w:t>
+        <w:t xml:space="preserve">Served with fries · swap for another side +2 · sweet potato fries or an appetizer +4 · loaded baked potato +5</w:t>
       </w:r>
     </w:p>
     <w:tbl>
@@ -3608,7 +3608,7 @@
           <w:sz w:val="20"/>
           <w:szCs w:val="20"/>
         </w:rPr>
-        <w:t xml:space="preserve">Served with fries · substitute any side +2</w:t>
+        <w:t xml:space="preserve">Served with fries · swap your fries below</w:t>
       </w:r>
     </w:p>
     <w:p>
@@ -5306,7 +5306,7 @@
           <w:sz w:val="20"/>
           <w:szCs w:val="20"/>
         </w:rPr>
-        <w:t xml:space="preserve">Swap your fries (+2): </w:t>
+        <w:t xml:space="preserve">Swap your fries +2: </w:t>
       </w:r>
       <w:r>
         <w:rPr>
@@ -5317,7 +5317,51 @@
           <w:sz w:val="20"/>
           <w:szCs w:val="20"/>
         </w:rPr>
-        <w:t xml:space="preserve">veggie of the day, baked potato, loaded baked potato, sweet potato fries, mashed potatoes &amp; gravy, side salad, seasonal salad, cup of soup or an appetizer</w:t>
+        <w:t xml:space="preserve">veggie of the day, baked potato, mashed potatoes &amp; gravy, side salad, seasonal salad or cup of soup · </w:t>
+      </w:r>
+      <w:r>
+        <w:rPr>
+          <w:rFonts w:ascii="Libre Franklin SemiBold" w:cs="Libre Franklin SemiBold" w:eastAsia="Libre Franklin SemiBold" w:hAnsi="Libre Franklin SemiBold"/>
+          <w:b w:val="false"/>
+          <w:bCs w:val="false"/>
+          <w:color w:val="2A1E18"/>
+          <w:sz w:val="20"/>
+          <w:szCs w:val="20"/>
+        </w:rPr>
+        <w:t xml:space="preserve">+4: </w:t>
+      </w:r>
+      <w:r>
+        <w:rPr>
+          <w:rFonts w:ascii="Libre Franklin" w:cs="Libre Franklin" w:eastAsia="Libre Franklin" w:hAnsi="Libre Franklin"/>
+          <w:b w:val="false"/>
+          <w:bCs w:val="false"/>
+          <w:color w:val="4E3D31"/>
+          <w:sz w:val="20"/>
+          <w:szCs w:val="20"/>
+        </w:rPr>
+        <w:t xml:space="preserve">sweet potato fries or an appetizer · </w:t>
+      </w:r>
+      <w:r>
+        <w:rPr>
+          <w:rFonts w:ascii="Libre Franklin SemiBold" w:cs="Libre Franklin SemiBold" w:eastAsia="Libre Franklin SemiBold" w:hAnsi="Libre Franklin SemiBold"/>
+          <w:b w:val="false"/>
+          <w:bCs w:val="false"/>
+          <w:color w:val="2A1E18"/>
+          <w:sz w:val="20"/>
+          <w:szCs w:val="20"/>
+        </w:rPr>
+        <w:t xml:space="preserve">+5: </w:t>
+      </w:r>
+      <w:r>
+        <w:rPr>
+          <w:rFonts w:ascii="Libre Franklin" w:cs="Libre Franklin" w:eastAsia="Libre Franklin" w:hAnsi="Libre Franklin"/>
+          <w:b w:val="false"/>
+          <w:bCs w:val="false"/>
+          <w:color w:val="4E3D31"/>
+          <w:sz w:val="20"/>
+          <w:szCs w:val="20"/>
+        </w:rPr>
+        <w:t xml:space="preserve">loaded baked potato</w:t>
       </w:r>
     </w:p>
     <w:p>
